--- a/README.docx
+++ b/README.docx
@@ -32,12 +32,12 @@
     </w:p>
     <w:p>
       <w:r>
-        <w:t>[![tests](https://img.shields.io/badge/tests-304%20passed-brightgreen)](spanverify-module/tests)</w:t>
+        <w:t>[![tests](https://img.shields.io/badge/tests-331%20passed-brightgreen)](spanverify-module/tests)</w:t>
       </w:r>
     </w:p>
     <w:p>
       <w:r>
-        <w:t>[![coverage](https://img.shields.io/badge/coverage-87%25-brightgreen)](spanverify-module/pyproject.toml)</w:t>
+        <w:t>[![coverage](https://img.shields.io/badge/coverage-88%25-brightgreen)](spanverify-module/pyproject.toml)</w:t>
       </w:r>
     </w:p>
     <w:p>
@@ -238,7 +238,7 @@
     </w:p>
     <w:p>
       <w:r>
-        <w:t>python -m pytest -q                                             # 304 тестов</w:t>
+        <w:t>python -m pytest -q                                             # 331 тестов</w:t>
       </w:r>
     </w:p>
     <w:p>
@@ -1446,6 +1446,413 @@
           <w:sz w:val="19"/>
         </w:rPr>
         <w:t>spanverify-module/reports/CORPUS_REPORT.md</w:t>
+      </w:r>
+      <w:r>
+        <w:t>.</w:t>
+      </w:r>
+    </w:p>
+    <w:p>
+      <w:pPr>
+        <w:pStyle w:val="Heading2"/>
+      </w:pPr>
+      <w:r>
+        <w:t>Внешние размеченные наборы (v1.3.1)</w:t>
+      </w:r>
+    </w:p>
+    <w:p>
+      <w:r>
+        <w:t xml:space="preserve">Метод проверен на </w:t>
+      </w:r>
+      <w:r>
+        <w:rPr>
+          <w:b/>
+        </w:rPr>
+        <w:t>чужих размеченных наборах</w:t>
+      </w:r>
+      <w:r>
+        <w:t xml:space="preserve"> — там, где разметку делал не наш</w:t>
+      </w:r>
+    </w:p>
+    <w:p>
+      <w:r>
+        <w:t>генератор. Правило: внешние наборы только тестируют, обучение и калибровка идут на</w:t>
+      </w:r>
+    </w:p>
+    <w:p>
+      <w:r>
+        <w:t>нашем корпусе A.</w:t>
+      </w:r>
+    </w:p>
+    <w:tbl>
+      <w:tblPr>
+        <w:tblStyle w:val="LightGrid-Accent1"/>
+        <w:tblW w:type="auto" w:w="0"/>
+        <w:tblLook w:firstColumn="1" w:firstRow="1" w:lastColumn="0" w:lastRow="0" w:noHBand="0" w:noVBand="1" w:val="04A0"/>
+      </w:tblPr>
+      <w:tblGrid>
+        <w:gridCol w:w="1728"/>
+        <w:gridCol w:w="1728"/>
+        <w:gridCol w:w="1728"/>
+        <w:gridCol w:w="1728"/>
+        <w:gridCol w:w="1728"/>
+      </w:tblGrid>
+      <w:tr>
+        <w:tc>
+          <w:tcPr>
+            <w:tcW w:type="dxa" w:w="1728"/>
+          </w:tcPr>
+          <w:p>
+            <w:r>
+              <w:rPr>
+                <w:b/>
+              </w:rPr>
+            </w:r>
+            <w:r>
+              <w:rPr>
+                <w:b/>
+              </w:rPr>
+              <w:t>Набор</w:t>
+            </w:r>
+          </w:p>
+        </w:tc>
+        <w:tc>
+          <w:tcPr>
+            <w:tcW w:type="dxa" w:w="1728"/>
+          </w:tcPr>
+          <w:p>
+            <w:r>
+              <w:rPr>
+                <w:b/>
+              </w:rPr>
+            </w:r>
+            <w:r>
+              <w:rPr>
+                <w:b/>
+              </w:rPr>
+              <w:t>Язык</w:t>
+            </w:r>
+          </w:p>
+        </w:tc>
+        <w:tc>
+          <w:tcPr>
+            <w:tcW w:type="dxa" w:w="1728"/>
+          </w:tcPr>
+          <w:p>
+            <w:r>
+              <w:rPr>
+                <w:b/>
+              </w:rPr>
+            </w:r>
+            <w:r>
+              <w:rPr>
+                <w:b/>
+              </w:rPr>
+              <w:t>Разметка</w:t>
+            </w:r>
+          </w:p>
+        </w:tc>
+        <w:tc>
+          <w:tcPr>
+            <w:tcW w:type="dxa" w:w="1728"/>
+          </w:tcPr>
+          <w:p>
+            <w:r>
+              <w:rPr>
+                <w:b/>
+              </w:rPr>
+            </w:r>
+            <w:r>
+              <w:rPr>
+                <w:b/>
+              </w:rPr>
+              <w:t>Лицензия</w:t>
+            </w:r>
+          </w:p>
+        </w:tc>
+        <w:tc>
+          <w:tcPr>
+            <w:tcW w:type="dxa" w:w="1728"/>
+          </w:tcPr>
+          <w:p>
+            <w:r>
+              <w:rPr>
+                <w:b/>
+              </w:rPr>
+            </w:r>
+            <w:r>
+              <w:rPr>
+                <w:b/>
+              </w:rPr>
+              <w:t>Объём</w:t>
+            </w:r>
+          </w:p>
+        </w:tc>
+      </w:tr>
+      <w:tr>
+        <w:tc>
+          <w:tcPr>
+            <w:tcW w:type="dxa" w:w="1728"/>
+          </w:tcPr>
+          <w:p>
+            <w:r/>
+            <w:r>
+              <w:t>RAGTruth (</w:t>
+            </w:r>
+            <w:r>
+              <w:rPr>
+                <w:rFonts w:ascii="Consolas" w:hAnsi="Consolas"/>
+                <w:color w:val="224488"/>
+                <w:sz w:val="19"/>
+              </w:rPr>
+              <w:t>ParticleMedia/RAGTruth</w:t>
+            </w:r>
+            <w:r>
+              <w:t>)</w:t>
+            </w:r>
+          </w:p>
+        </w:tc>
+        <w:tc>
+          <w:tcPr>
+            <w:tcW w:type="dxa" w:w="1728"/>
+          </w:tcPr>
+          <w:p>
+            <w:r/>
+            <w:r>
+              <w:t>en</w:t>
+            </w:r>
+          </w:p>
+        </w:tc>
+        <w:tc>
+          <w:tcPr>
+            <w:tcW w:type="dxa" w:w="1728"/>
+          </w:tcPr>
+          <w:p>
+            <w:r/>
+            <w:r>
+              <w:t>human (спан-уровень)</w:t>
+            </w:r>
+          </w:p>
+        </w:tc>
+        <w:tc>
+          <w:tcPr>
+            <w:tcW w:type="dxa" w:w="1728"/>
+          </w:tcPr>
+          <w:p>
+            <w:r/>
+            <w:r>
+              <w:t>MIT</w:t>
+            </w:r>
+          </w:p>
+        </w:tc>
+        <w:tc>
+          <w:tcPr>
+            <w:tcW w:type="dxa" w:w="1728"/>
+          </w:tcPr>
+          <w:p>
+            <w:r/>
+            <w:r>
+              <w:t>17 790 ответов, 2965 источников, 14 289 спанов</w:t>
+            </w:r>
+          </w:p>
+        </w:tc>
+      </w:tr>
+      <w:tr>
+        <w:tc>
+          <w:tcPr>
+            <w:tcW w:type="dxa" w:w="1728"/>
+          </w:tcPr>
+          <w:p>
+            <w:r/>
+            <w:r>
+              <w:t>RusHallu-RAG (</w:t>
+            </w:r>
+            <w:r>
+              <w:rPr>
+                <w:rFonts w:ascii="Consolas" w:hAnsi="Consolas"/>
+                <w:color w:val="224488"/>
+                <w:sz w:val="19"/>
+              </w:rPr>
+              <w:t>feudor2/RusHallu-RAG</w:t>
+            </w:r>
+            <w:r>
+              <w:t>)</w:t>
+            </w:r>
+          </w:p>
+        </w:tc>
+        <w:tc>
+          <w:tcPr>
+            <w:tcW w:type="dxa" w:w="1728"/>
+          </w:tcPr>
+          <w:p>
+            <w:r/>
+            <w:r>
+              <w:t>ru</w:t>
+            </w:r>
+          </w:p>
+        </w:tc>
+        <w:tc>
+          <w:tcPr>
+            <w:tcW w:type="dxa" w:w="1728"/>
+          </w:tcPr>
+          <w:p>
+            <w:r/>
+            <w:r>
+              <w:t>human (спан-уровень)</w:t>
+            </w:r>
+          </w:p>
+        </w:tc>
+        <w:tc>
+          <w:tcPr>
+            <w:tcW w:type="dxa" w:w="1728"/>
+          </w:tcPr>
+          <w:p>
+            <w:r/>
+            <w:r>
+              <w:t>не подтверждена</w:t>
+            </w:r>
+          </w:p>
+        </w:tc>
+        <w:tc>
+          <w:tcPr>
+            <w:tcW w:type="dxa" w:w="1728"/>
+          </w:tcPr>
+          <w:p>
+            <w:r/>
+            <w:r>
+              <w:t>1000 пар, 423 спана</w:t>
+            </w:r>
+          </w:p>
+        </w:tc>
+      </w:tr>
+    </w:tbl>
+    <w:p/>
+    <w:p>
+      <w:r>
+        <w:t xml:space="preserve">Что получилось в режиме </w:t>
+      </w:r>
+      <w:r>
+        <w:rPr>
+          <w:rFonts w:ascii="Consolas" w:hAnsi="Consolas"/>
+          <w:color w:val="224488"/>
+          <w:sz w:val="19"/>
+        </w:rPr>
+        <w:t>demo</w:t>
+      </w:r>
+      <w:r>
+        <w:t xml:space="preserve"> (лексические признаки, без весов модели — это не</w:t>
+      </w:r>
+    </w:p>
+    <w:p>
+      <w:r>
+        <w:t xml:space="preserve">научный результат): RAGTruth QA token F1 </w:t>
+      </w:r>
+      <w:r>
+        <w:rPr>
+          <w:b/>
+        </w:rPr>
+        <w:t>0.204</w:t>
+      </w:r>
+      <w:r>
+        <w:t>, FPR 0.169, AUC 0.717;</w:t>
+      </w:r>
+    </w:p>
+    <w:p>
+      <w:r>
+        <w:t>Summary token F1 0.113; Data2txt token F1 0.101; RusHallu-RAG token F1 0.127.</w:t>
+      </w:r>
+    </w:p>
+    <w:p>
+      <w:r>
+        <w:t>Их метрики на наших предсказаниях: RAGTruth QA accuracy 0.010, RusHallu-RAG</w:t>
+      </w:r>
+    </w:p>
+    <w:p>
+      <w:r>
+        <w:t>accuracy 0.424 / ROUGE-L 0.533.</w:t>
+      </w:r>
+    </w:p>
+    <w:p>
+      <w:r>
+        <w:t>Честный вывод: на внешних данных лексические суррогаты почти не работают (0.10–0.20</w:t>
+      </w:r>
+    </w:p>
+    <w:p>
+      <w:r>
+        <w:t>против 0.95 на своём корпусе). Причина не в пороге: признакам нужно почти дословное</w:t>
+      </w:r>
+    </w:p>
+    <w:p>
+      <w:r>
+        <w:t xml:space="preserve">совпадение, а внешние ответы — свободные пересказы. Режим </w:t>
+      </w:r>
+      <w:r>
+        <w:rPr>
+          <w:rFonts w:ascii="Consolas" w:hAnsi="Consolas"/>
+          <w:color w:val="224488"/>
+          <w:sz w:val="19"/>
+        </w:rPr>
+        <w:t>hf</w:t>
+      </w:r>
+      <w:r>
+        <w:t xml:space="preserve"> на GPU не выполнялся,</w:t>
+      </w:r>
+    </w:p>
+    <w:p>
+      <w:r>
+        <w:t xml:space="preserve">числа </w:t>
+      </w:r>
+      <w:r>
+        <w:rPr>
+          <w:rFonts w:ascii="Consolas" w:hAnsi="Consolas"/>
+          <w:color w:val="224488"/>
+          <w:sz w:val="19"/>
+        </w:rPr>
+        <w:t>hf</w:t>
+      </w:r>
+      <w:r>
+        <w:t xml:space="preserve"> в отчётах отсутствуют; baseline из статей не извлечён (PDF недоступен).</w:t>
+      </w:r>
+    </w:p>
+    <w:p>
+      <w:r>
+        <w:t xml:space="preserve">Команды: </w:t>
+      </w:r>
+      <w:r>
+        <w:rPr>
+          <w:rFonts w:ascii="Consolas" w:hAnsi="Consolas"/>
+          <w:color w:val="224488"/>
+          <w:sz w:val="19"/>
+        </w:rPr>
+        <w:t>scripts/fetch_external_tests.py --all --verify --adapt</w:t>
+      </w:r>
+      <w:r>
+        <w:t xml:space="preserve"> (скачивание с</w:t>
+      </w:r>
+    </w:p>
+    <w:p>
+      <w:r>
+        <w:t xml:space="preserve">закреплёнными ревизиями и SHA256), </w:t>
+      </w:r>
+      <w:r>
+        <w:rPr>
+          <w:rFonts w:ascii="Consolas" w:hAnsi="Consolas"/>
+          <w:color w:val="224488"/>
+          <w:sz w:val="19"/>
+        </w:rPr>
+        <w:t>scripts/external_eval.py</w:t>
+      </w:r>
+      <w:r>
+        <w:t>, отчёт —</w:t>
+      </w:r>
+    </w:p>
+    <w:p>
+      <w:r>
+        <w:rPr>
+          <w:rFonts w:ascii="Consolas" w:hAnsi="Consolas"/>
+          <w:color w:val="224488"/>
+          <w:sz w:val="19"/>
+        </w:rPr>
+        <w:t>spanverify-module/reports/EXTERNAL_TESTS.md</w:t>
       </w:r>
       <w:r>
         <w:t>.</w:t>

--- a/README.docx
+++ b/README.docx
@@ -32,7 +32,7 @@
     </w:p>
     <w:p>
       <w:r>
-        <w:t>[![tests](https://img.shields.io/badge/tests-331%20passed-brightgreen)](spanverify-module/tests)</w:t>
+        <w:t>[![tests](https://img.shields.io/badge/tests-333%20passed-brightgreen)](spanverify-module/tests)</w:t>
       </w:r>
     </w:p>
     <w:p>
@@ -238,7 +238,7 @@
     </w:p>
     <w:p>
       <w:r>
-        <w:t>python -m pytest -q                                             # 331 тестов</w:t>
+        <w:t>python -m pytest -q                                             # 333 тестов</w:t>
       </w:r>
     </w:p>
     <w:p>

--- a/README.docx
+++ b/README.docx
@@ -32,7 +32,7 @@
     </w:p>
     <w:p>
       <w:r>
-        <w:t>[![tests](https://img.shields.io/badge/tests-333%20passed-brightgreen)](spanverify-module/tests)</w:t>
+        <w:t>[![tests](https://img.shields.io/badge/tests-577%20passed-brightgreen)](spanverify-module/tests)</w:t>
       </w:r>
     </w:p>
     <w:p>
@@ -238,7 +238,7 @@
     </w:p>
     <w:p>
       <w:r>
-        <w:t>python -m pytest -q                                             # 333 тестов</w:t>
+        <w:t>python -m pytest -q                                             # 577 тестов</w:t>
       </w:r>
     </w:p>
     <w:p>
@@ -579,7 +579,7 @@
         <w:t>синтетический</w:t>
       </w:r>
       <w:r>
-        <w:t>: token F1 0.953 при FPR 0.002</w:t>
+        <w:t>: token F1 0.958 при FPR 0.002</w:t>
       </w:r>
     </w:p>
     <w:p>
@@ -608,12 +608,12 @@
     </w:p>
     <w:p>
       <w:r>
-        <w:t xml:space="preserve">  генератора (числа словами, другие шаблоны) тот же метод даёт token F1 0.717 при</w:t>
+        <w:t xml:space="preserve">  генератора (числа словами, другие шаблоны) тот же метод даёт token F1 0.737 при</w:t>
       </w:r>
     </w:p>
     <w:p>
       <w:r>
-        <w:t xml:space="preserve">  FPR 0.157 — критерий F1 ≥ 0.90 при FPR ≤ 0.10 там </w:t>
+        <w:t xml:space="preserve">  FPR 0.145 — критерий F1 ≥ 0.90 при FPR ≤ 0.10 там </w:t>
       </w:r>
       <w:r>
         <w:rPr>
@@ -1081,7 +1081,7 @@
     <w:p/>
     <w:p>
       <w:r>
-        <w:t>Демонстрационный корпус синтетический: метрики на нём (token F1 0.953, FPR 0.002,</w:t>
+        <w:t>Демонстрационный корпус синтетический: метрики на нём (token F1 0.958, FPR 0.002,</w:t>
       </w:r>
     </w:p>
     <w:p>
@@ -1155,7 +1155,7 @@
     </w:p>
     <w:p>
       <w:r>
-        <w:t>корпуса token F1 0.953 / FPR 0.002, кросс-корпус token F1 0.717 / FPR 0.157.</w:t>
+        <w:t>корпуса token F1 0.958 / FPR 0.002, кросс-корпус token F1 0.737 / FPR 0.145.</w:t>
       </w:r>
     </w:p>
     <w:p>
@@ -1239,10 +1239,20 @@
         <w:rPr>
           <w:b/>
         </w:rPr>
-        <w:t>0.798</w:t>
-      </w:r>
-      <w:r>
-        <w:t>. Честно: тип</w:t>
+        <w:t>0.731</w:t>
+      </w:r>
+      <w:r>
+        <w:t xml:space="preserve"> (правило вердикта</w:t>
+      </w:r>
+    </w:p>
+    <w:p>
+      <w:r>
+        <w:t xml:space="preserve">  «одиночный токен маски не обвиняет ответ»: ложных замечаний 0, часть спорных</w:t>
+      </w:r>
+    </w:p>
+    <w:p>
+      <w:r>
+        <w:t xml:space="preserve">  ответов с одним токеном больше не помечается). Честно: тип</w:t>
       </w:r>
     </w:p>
     <w:p>
@@ -1794,12 +1804,17 @@
         <w:t>hf</w:t>
       </w:r>
       <w:r>
-        <w:t xml:space="preserve"> на GPU не выполнялся,</w:t>
+        <w:t xml:space="preserve"> на реальных актах</w:t>
       </w:r>
     </w:p>
     <w:p>
       <w:r>
-        <w:t xml:space="preserve">числа </w:t>
+        <w:t>выполнен (прогон на раннере, CPU); заявленный ориентир качества на них не достигнут,</w:t>
+      </w:r>
+    </w:p>
+    <w:p>
+      <w:r>
+        <w:t xml:space="preserve">поэтому уровень качества здесь не обещается. Числа </w:t>
       </w:r>
       <w:r>
         <w:rPr>
@@ -1810,7 +1825,25 @@
         <w:t>hf</w:t>
       </w:r>
       <w:r>
-        <w:t xml:space="preserve"> в отчётах отсутствуют; baseline из статей не извлечён (PDF недоступен).</w:t>
+        <w:t xml:space="preserve"> — во внутренних файлах</w:t>
+      </w:r>
+    </w:p>
+    <w:p>
+      <w:r>
+        <w:rPr>
+          <w:rFonts w:ascii="Consolas" w:hAnsi="Consolas"/>
+          <w:color w:val="224488"/>
+          <w:sz w:val="19"/>
+        </w:rPr>
+        <w:t>spanverify-module/</w:t>
+      </w:r>
+      <w:r>
+        <w:t xml:space="preserve"> (метрики и журнал прогона), а не в этом внешнем описании;</w:t>
+      </w:r>
+    </w:p>
+    <w:p>
+      <w:r>
+        <w:t>baseline из статей не извлечён (PDF недоступен).</w:t>
       </w:r>
     </w:p>
     <w:p>
@@ -2425,6 +2458,222 @@
                 <w:color w:val="224488"/>
                 <w:sz w:val="19"/>
               </w:rPr>
+              <w:t>docs/СООТВЕТСТВИЕ_ДОГОВОРУ.md</w:t>
+            </w:r>
+            <w:r>
+              <w:t>](docs/СООТВЕТСТВИЕ_ДОГОВОРУ.md)</w:t>
+            </w:r>
+          </w:p>
+        </w:tc>
+        <w:tc>
+          <w:tcPr>
+            <w:tcW w:type="dxa" w:w="4320"/>
+          </w:tcPr>
+          <w:p>
+            <w:r/>
+            <w:r>
+              <w:t xml:space="preserve">Таблица «требование договора → факт → статус»; генерируется из </w:t>
+            </w:r>
+            <w:r>
+              <w:rPr>
+                <w:rFonts w:ascii="Consolas" w:hAnsi="Consolas"/>
+                <w:color w:val="224488"/>
+                <w:sz w:val="19"/>
+              </w:rPr>
+              <w:t>reports/CONTRACT.json</w:t>
+            </w:r>
+            <w:r>
+              <w:t xml:space="preserve"> скриптом </w:t>
+            </w:r>
+            <w:r>
+              <w:rPr>
+                <w:rFonts w:ascii="Consolas" w:hAnsi="Consolas"/>
+                <w:color w:val="224488"/>
+                <w:sz w:val="19"/>
+              </w:rPr>
+              <w:t>scripts/contract_check.py</w:t>
+            </w:r>
+          </w:p>
+        </w:tc>
+      </w:tr>
+      <w:tr>
+        <w:tc>
+          <w:tcPr>
+            <w:tcW w:type="dxa" w:w="4320"/>
+          </w:tcPr>
+          <w:p>
+            <w:r/>
+            <w:r>
+              <w:t>[</w:t>
+            </w:r>
+            <w:r>
+              <w:rPr>
+                <w:rFonts w:ascii="Consolas" w:hAnsi="Consolas"/>
+                <w:color w:val="224488"/>
+                <w:sz w:val="19"/>
+              </w:rPr>
+              <w:t>docs/ПРОГРАММА_И_МЕТОДИКА_ПРИЁМКИ.md</w:t>
+            </w:r>
+            <w:r>
+              <w:t xml:space="preserve">](docs/ПРОГРАММА_И_МЕТОДИКА_ПРИЁМКИ.md) ( + </w:t>
+            </w:r>
+            <w:r>
+              <w:rPr>
+                <w:rFonts w:ascii="Consolas" w:hAnsi="Consolas"/>
+                <w:color w:val="224488"/>
+                <w:sz w:val="19"/>
+              </w:rPr>
+              <w:t>.docx</w:t>
+            </w:r>
+            <w:r>
+              <w:t>)</w:t>
+            </w:r>
+          </w:p>
+        </w:tc>
+        <w:tc>
+          <w:tcPr>
+            <w:tcW w:type="dxa" w:w="4320"/>
+          </w:tcPr>
+          <w:p>
+            <w:r/>
+            <w:r>
+              <w:t>Программа и методика приёмки, включая контрактные проверки</w:t>
+            </w:r>
+          </w:p>
+        </w:tc>
+      </w:tr>
+      <w:tr>
+        <w:tc>
+          <w:tcPr>
+            <w:tcW w:type="dxa" w:w="4320"/>
+          </w:tcPr>
+          <w:p>
+            <w:r/>
+            <w:r>
+              <w:t>[</w:t>
+            </w:r>
+            <w:r>
+              <w:rPr>
+                <w:rFonts w:ascii="Consolas" w:hAnsi="Consolas"/>
+                <w:color w:val="224488"/>
+                <w:sz w:val="19"/>
+              </w:rPr>
+              <w:t>reports/CONTRACT.json</w:t>
+            </w:r>
+            <w:r>
+              <w:t>](reports/CONTRACT.json)</w:t>
+            </w:r>
+          </w:p>
+        </w:tc>
+        <w:tc>
+          <w:tcPr>
+            <w:tcW w:type="dxa" w:w="4320"/>
+          </w:tcPr>
+          <w:p>
+            <w:r/>
+            <w:r>
+              <w:t>Итог контрактного прогона: статус по каждому пункту ТЗ, артефакт и коммит</w:t>
+            </w:r>
+          </w:p>
+        </w:tc>
+      </w:tr>
+      <w:tr>
+        <w:tc>
+          <w:tcPr>
+            <w:tcW w:type="dxa" w:w="4320"/>
+          </w:tcPr>
+          <w:p>
+            <w:r/>
+            <w:r>
+              <w:t>[</w:t>
+            </w:r>
+            <w:r>
+              <w:rPr>
+                <w:rFonts w:ascii="Consolas" w:hAnsi="Consolas"/>
+                <w:color w:val="224488"/>
+                <w:sz w:val="19"/>
+              </w:rPr>
+              <w:t>reports/NUMBERS.json</w:t>
+            </w:r>
+            <w:r>
+              <w:t>](reports/NUMBERS.json)</w:t>
+            </w:r>
+          </w:p>
+        </w:tc>
+        <w:tc>
+          <w:tcPr>
+            <w:tcW w:type="dxa" w:w="4320"/>
+          </w:tcPr>
+          <w:p>
+            <w:r/>
+            <w:r>
+              <w:t xml:space="preserve">Реестр чисел: значение, источник, режим, набор данных, коммит; </w:t>
+            </w:r>
+            <w:r>
+              <w:rPr>
+                <w:rFonts w:ascii="Consolas" w:hAnsi="Consolas"/>
+                <w:color w:val="224488"/>
+                <w:sz w:val="19"/>
+              </w:rPr>
+              <w:t>null</w:t>
+            </w:r>
+            <w:r>
+              <w:t xml:space="preserve"> = «не измерено» с причиной</w:t>
+            </w:r>
+          </w:p>
+        </w:tc>
+      </w:tr>
+      <w:tr>
+        <w:tc>
+          <w:tcPr>
+            <w:tcW w:type="dxa" w:w="4320"/>
+          </w:tcPr>
+          <w:p>
+            <w:r/>
+            <w:r>
+              <w:t>[</w:t>
+            </w:r>
+            <w:r>
+              <w:rPr>
+                <w:rFonts w:ascii="Consolas" w:hAnsi="Consolas"/>
+                <w:color w:val="224488"/>
+                <w:sz w:val="19"/>
+              </w:rPr>
+              <w:t>scripts/contract_check.py</w:t>
+            </w:r>
+            <w:r>
+              <w:t>](scripts/contract_check.py)</w:t>
+            </w:r>
+          </w:p>
+        </w:tc>
+        <w:tc>
+          <w:tcPr>
+            <w:tcW w:type="dxa" w:w="4320"/>
+          </w:tcPr>
+          <w:p>
+            <w:r/>
+            <w:r>
+              <w:t>31 контрактная проверка: ТЗ пп. 4.1 и 4.2, календарный план, правила отчёта, реестр чисел, CI</w:t>
+            </w:r>
+          </w:p>
+        </w:tc>
+      </w:tr>
+      <w:tr>
+        <w:tc>
+          <w:tcPr>
+            <w:tcW w:type="dxa" w:w="4320"/>
+          </w:tcPr>
+          <w:p>
+            <w:r/>
+            <w:r>
+              <w:t>[</w:t>
+            </w:r>
+            <w:r>
+              <w:rPr>
+                <w:rFonts w:ascii="Consolas" w:hAnsi="Consolas"/>
+                <w:color w:val="224488"/>
+                <w:sz w:val="19"/>
+              </w:rPr>
               <w:t>tools/md_to_docx.py</w:t>
             </w:r>
             <w:r>
@@ -2494,6 +2743,146 @@
       </w:tr>
     </w:tbl>
     <w:p/>
+    <w:p>
+      <w:pPr>
+        <w:pStyle w:val="Heading2"/>
+      </w:pPr>
+      <w:r>
+        <w:t>Как проверяется соответствие договору</w:t>
+      </w:r>
+    </w:p>
+    <w:p>
+      <w:r>
+        <w:t>Договорные требования не «заявляются», а проверяются одной командой: каждая</w:t>
+      </w:r>
+    </w:p>
+    <w:p>
+      <w:r>
+        <w:t>проверка пишет артефакт с коммитом, seed, режимом и набором данных, а документ</w:t>
+      </w:r>
+    </w:p>
+    <w:p>
+      <w:r>
+        <w:t>соответствия собирается из этих артефактов. Числа в документах при этом не</w:t>
+      </w:r>
+    </w:p>
+    <w:p>
+      <w:r>
+        <w:t>вписываются руками — их сверяет с реестром отдельный скрипт, и расхождение</w:t>
+      </w:r>
+    </w:p>
+    <w:p>
+      <w:r>
+        <w:t>ломает CI.</w:t>
+      </w:r>
+    </w:p>
+    <w:p>
+      <w:r>
+        <w:t>```bash</w:t>
+      </w:r>
+    </w:p>
+    <w:p>
+      <w:r>
+        <w:t>python scripts/contract_check.py            # требование → факт → статус, отчёт reports/CONTRACT.json</w:t>
+      </w:r>
+    </w:p>
+    <w:p>
+      <w:r>
+        <w:t>python scripts/build_numbers.py             # реестр чисел reports/NUMBERS.json</w:t>
+      </w:r>
+    </w:p>
+    <w:p>
+      <w:r>
+        <w:t>python spanverify-module/scripts/check_numbers.py   # сверка чисел документов с реестром</w:t>
+      </w:r>
+    </w:p>
+    <w:p>
+      <w:r>
+        <w:rPr>
+          <w:rFonts w:ascii="Consolas" w:hAnsi="Consolas"/>
+          <w:color w:val="224488"/>
+          <w:sz w:val="19"/>
+        </w:rPr>
+        <w:t>`</w:t>
+      </w:r>
+    </w:p>
+    <w:p>
+      <w:r>
+        <w:t>Статус «не измерено» ставится только с причиной (например: нет весов модели</w:t>
+      </w:r>
+    </w:p>
+    <w:p>
+      <w:r>
+        <w:t xml:space="preserve">режима </w:t>
+      </w:r>
+      <w:r>
+        <w:rPr>
+          <w:rFonts w:ascii="Consolas" w:hAnsi="Consolas"/>
+          <w:color w:val="224488"/>
+          <w:sz w:val="19"/>
+        </w:rPr>
+        <w:t>hf</w:t>
+      </w:r>
+      <w:r>
+        <w:t xml:space="preserve"> на машине прогона, нет Windows-раннера, нужна внешняя система</w:t>
+      </w:r>
+    </w:p>
+    <w:p>
+      <w:r>
+        <w:t xml:space="preserve">проверки оригинальности). Разделы </w:t>
+      </w:r>
+      <w:r>
+        <w:rPr>
+          <w:rFonts w:ascii="Consolas" w:hAnsi="Consolas"/>
+          <w:color w:val="224488"/>
+          <w:sz w:val="19"/>
+        </w:rPr>
+        <w:t>reports/CONTRACT.json</w:t>
+      </w:r>
+      <w:r>
+        <w:t xml:space="preserve"> →</w:t>
+      </w:r>
+    </w:p>
+    <w:p>
+      <w:r>
+        <w:rPr>
+          <w:rFonts w:ascii="Consolas" w:hAnsi="Consolas"/>
+          <w:color w:val="224488"/>
+          <w:sz w:val="19"/>
+        </w:rPr>
+        <w:t>docs/СООТВЕТСТВИЕ_ДОГОВОРУ.md</w:t>
+      </w:r>
+      <w:r>
+        <w:t xml:space="preserve"> и </w:t>
+      </w:r>
+      <w:r>
+        <w:rPr>
+          <w:rFonts w:ascii="Consolas" w:hAnsi="Consolas"/>
+          <w:color w:val="224488"/>
+          <w:sz w:val="19"/>
+        </w:rPr>
+        <w:t>reports/NUMBERS.json</w:t>
+      </w:r>
+      <w:r>
+        <w:t xml:space="preserve"> — источник чисел для</w:t>
+      </w:r>
+    </w:p>
+    <w:p>
+      <w:r>
+        <w:t xml:space="preserve">этого README, </w:t>
+      </w:r>
+      <w:r>
+        <w:rPr>
+          <w:rFonts w:ascii="Consolas" w:hAnsi="Consolas"/>
+          <w:color w:val="224488"/>
+          <w:sz w:val="19"/>
+        </w:rPr>
+        <w:t>ИТОГ.md</w:t>
+      </w:r>
+      <w:r>
+        <w:t xml:space="preserve"> и отчёта о НИР.</w:t>
+      </w:r>
+    </w:p>
     <w:p>
       <w:pPr>
         <w:pStyle w:val="Heading2"/>

--- a/README.docx
+++ b/README.docx
@@ -32,7 +32,7 @@
     </w:p>
     <w:p>
       <w:r>
-        <w:t>[![tests](https://img.shields.io/badge/tests-577%20passed-brightgreen)](spanverify-module/tests)</w:t>
+        <w:t>[![tests](https://img.shields.io/badge/tests-587%20passed-brightgreen)](spanverify-module/tests)</w:t>
       </w:r>
     </w:p>
     <w:p>
@@ -238,7 +238,7 @@
     </w:p>
     <w:p>
       <w:r>
-        <w:t>python -m pytest -q                                             # 577 тестов</w:t>
+        <w:t>python -m pytest -q                                             # 587 тестов</w:t>
       </w:r>
     </w:p>
     <w:p>

--- a/README.docx
+++ b/README.docx
@@ -608,12 +608,12 @@
     </w:p>
     <w:p>
       <w:r>
-        <w:t xml:space="preserve">  генератора (числа словами, другие шаблоны) тот же метод даёт token F1 0.737 при</w:t>
+        <w:t xml:space="preserve">  генератора (числа словами, другие шаблоны) тот же метод даёт token F1 0.675 при</w:t>
       </w:r>
     </w:p>
     <w:p>
       <w:r>
-        <w:t xml:space="preserve">  FPR 0.145 — критерий F1 ≥ 0.90 при FPR ≤ 0.10 там </w:t>
+        <w:t xml:space="preserve">  FPR 0.148 — критерий F1 ≥ 0.90 при FPR ≤ 0.10 там </w:t>
       </w:r>
       <w:r>
         <w:rPr>
@@ -1155,7 +1155,7 @@
     </w:p>
     <w:p>
       <w:r>
-        <w:t>корпуса token F1 0.958 / FPR 0.002, кросс-корпус token F1 0.737 / FPR 0.145.</w:t>
+        <w:t>корпуса token F1 0.958 / FPR 0.002, кросс-корпус token F1 0.675 / FPR 0.148.</w:t>
       </w:r>
     </w:p>
     <w:p>

--- a/README.docx
+++ b/README.docx
@@ -32,7 +32,7 @@
     </w:p>
     <w:p>
       <w:r>
-        <w:t>[![tests](https://img.shields.io/badge/tests-587%20passed-brightgreen)](spanverify-module/tests)</w:t>
+        <w:t>[![tests](https://img.shields.io/badge/tests-606%20passed-brightgreen)](spanverify-module/tests)</w:t>
       </w:r>
     </w:p>
     <w:p>
@@ -238,7 +238,7 @@
     </w:p>
     <w:p>
       <w:r>
-        <w:t>python -m pytest -q                                             # 587 тестов</w:t>
+        <w:t>python -m pytest -q                                             # 606 тестов</w:t>
       </w:r>
     </w:p>
     <w:p>
